--- a/verano7a10_temario.docx
+++ b/verano7a10_temario.docx
@@ -587,8 +587,6 @@
         </w:rPr>
         <w:t xml:space="preserve"> para que descubras de lo que serán capaces de hacer tus hijos:</w:t>
       </w:r>
-      <w:bookmarkStart w:id="0" w:name="_GoBack"/>
-      <w:bookmarkEnd w:id="0"/>
     </w:p>
     <w:p>
       <w:pPr>
@@ -723,6 +721,7 @@
         <w:jc w:val="both"/>
         <w:rPr>
           <w:rFonts w:ascii="Daytona" w:hAnsi="Daytona"/>
+          <w:b/>
           <w:color w:val="00B0F0"/>
           <w:sz w:val="28"/>
         </w:rPr>
@@ -732,6 +731,7 @@
           <w:rPr>
             <w:rStyle w:val="Hipervnculo"/>
             <w:rFonts w:ascii="Daytona" w:hAnsi="Daytona"/>
+            <w:b/>
             <w:color w:val="00B0F0"/>
             <w:sz w:val="28"/>
           </w:rPr>
@@ -844,6 +844,7 @@
         <w:rPr>
           <w:rStyle w:val="Hipervnculo"/>
           <w:rFonts w:ascii="Daytona" w:hAnsi="Daytona"/>
+          <w:b/>
           <w:color w:val="00B0F0"/>
           <w:sz w:val="28"/>
         </w:rPr>
@@ -852,6 +853,7 @@
         <w:rPr>
           <w:rStyle w:val="Hipervnculo"/>
           <w:rFonts w:ascii="Daytona" w:hAnsi="Daytona"/>
+          <w:b/>
           <w:color w:val="00B0F0"/>
           <w:sz w:val="28"/>
         </w:rPr>
@@ -964,27 +966,57 @@
         <w:t>:</w:t>
       </w:r>
     </w:p>
+    <w:bookmarkStart w:id="0" w:name="_GoBack"/>
     <w:p>
       <w:pPr>
         <w:jc w:val="both"/>
         <w:rPr>
           <w:rStyle w:val="Hipervnculo"/>
+          <w:b/>
           <w:color w:val="00B0F0"/>
           <w:sz w:val="28"/>
         </w:rPr>
       </w:pPr>
-      <w:hyperlink r:id="rId7" w:history="1">
-        <w:r>
-          <w:rPr>
-            <w:rStyle w:val="Hipervnculo"/>
-            <w:rFonts w:ascii="Daytona" w:hAnsi="Daytona"/>
-            <w:color w:val="00B0F0"/>
-            <w:sz w:val="28"/>
-          </w:rPr>
-          <w:t>https://proulex-academy.github.io/app-educativa-07-10/</w:t>
-        </w:r>
-      </w:hyperlink>
-    </w:p>
+      <w:r>
+        <w:rPr>
+          <w:b/>
+        </w:rPr>
+        <w:fldChar w:fldCharType="begin"/>
+      </w:r>
+      <w:r>
+        <w:rPr>
+          <w:b/>
+        </w:rPr>
+        <w:instrText xml:space="preserve"> HYPERLINK "https://proulex-academy.github.io/app-educativa-07-10/" </w:instrText>
+      </w:r>
+      <w:r>
+        <w:rPr>
+          <w:b/>
+        </w:rPr>
+        <w:fldChar w:fldCharType="separate"/>
+      </w:r>
+      <w:r>
+        <w:rPr>
+          <w:rStyle w:val="Hipervnculo"/>
+          <w:rFonts w:ascii="Daytona" w:hAnsi="Daytona"/>
+          <w:b/>
+          <w:color w:val="00B0F0"/>
+          <w:sz w:val="28"/>
+        </w:rPr>
+        <w:t>https://proulex-academy.github.io/app-educativa-07-10/</w:t>
+      </w:r>
+      <w:r>
+        <w:rPr>
+          <w:rStyle w:val="Hipervnculo"/>
+          <w:rFonts w:ascii="Daytona" w:hAnsi="Daytona"/>
+          <w:b/>
+          <w:color w:val="00B0F0"/>
+          <w:sz w:val="28"/>
+        </w:rPr>
+        <w:fldChar w:fldCharType="end"/>
+      </w:r>
+    </w:p>
+    <w:bookmarkEnd w:id="0"/>
     <w:p>
       <w:pPr>
         <w:rPr>
@@ -1013,7 +1045,7 @@
                 <wp:effectExtent l="57150" t="57150" r="57150" b="57150"/>
                 <wp:wrapNone/>
                 <wp:docPr id="3" name="Rectángulo 3">
-                  <a:hlinkClick xmlns:a="http://schemas.openxmlformats.org/drawingml/2006/main" r:id="rId8"/>
+                  <a:hlinkClick xmlns:a="http://schemas.openxmlformats.org/drawingml/2006/main" r:id="rId7"/>
                 </wp:docPr>
                 <wp:cNvGraphicFramePr/>
                 <a:graphic xmlns:a="http://schemas.openxmlformats.org/drawingml/2006/main">
